--- a/05-09 Evidence .docx
+++ b/05-09 Evidence .docx
@@ -16,10 +16,10 @@
     <w:p>
       <w:r>
         <w:drawing>
-          <wp:inline distT="0" distB="0" distL="0" distR="0" wp14:anchorId="7AD83592" wp14:editId="092B6FF1">
-            <wp:extent cx="5943600" cy="1120140"/>
-            <wp:effectExtent l="0" t="0" r="0" b="3810"/>
-            <wp:docPr id="971220868" name="Picture 1"/>
+          <wp:inline distT="0" distB="0" distL="0" distR="0" wp14:anchorId="2DEB5F95" wp14:editId="069C6D70">
+            <wp:extent cx="5943600" cy="1264920"/>
+            <wp:effectExtent l="0" t="0" r="0" b="0"/>
+            <wp:docPr id="1278784072" name="Picture 1"/>
             <wp:cNvGraphicFramePr>
               <a:graphicFrameLocks xmlns:a="http://schemas.openxmlformats.org/drawingml/2006/main" noChangeAspect="1"/>
             </wp:cNvGraphicFramePr>
@@ -27,7 +27,7 @@
               <a:graphicData uri="http://schemas.openxmlformats.org/drawingml/2006/picture">
                 <pic:pic xmlns:pic="http://schemas.openxmlformats.org/drawingml/2006/picture">
                   <pic:nvPicPr>
-                    <pic:cNvPr id="971220868" name=""/>
+                    <pic:cNvPr id="1278784072" name=""/>
                     <pic:cNvPicPr/>
                   </pic:nvPicPr>
                   <pic:blipFill>
@@ -39,7 +39,7 @@
                   <pic:spPr>
                     <a:xfrm>
                       <a:off x="0" y="0"/>
-                      <a:ext cx="5943600" cy="1120140"/>
+                      <a:ext cx="5943600" cy="1264920"/>
                     </a:xfrm>
                     <a:prstGeom prst="rect">
                       <a:avLst/>
@@ -72,10 +72,10 @@
     <w:p>
       <w:r>
         <w:drawing>
-          <wp:inline distT="0" distB="0" distL="0" distR="0" wp14:anchorId="2CB52432" wp14:editId="332827D6">
-            <wp:extent cx="5943600" cy="314960"/>
-            <wp:effectExtent l="0" t="0" r="0" b="8890"/>
-            <wp:docPr id="46483938" name="Picture 1"/>
+          <wp:inline distT="0" distB="0" distL="0" distR="0" wp14:anchorId="0B4A9680" wp14:editId="6BECFB64">
+            <wp:extent cx="5943600" cy="570865"/>
+            <wp:effectExtent l="0" t="0" r="0" b="635"/>
+            <wp:docPr id="1498886228" name="Picture 1"/>
             <wp:cNvGraphicFramePr>
               <a:graphicFrameLocks xmlns:a="http://schemas.openxmlformats.org/drawingml/2006/main" noChangeAspect="1"/>
             </wp:cNvGraphicFramePr>
@@ -83,7 +83,7 @@
               <a:graphicData uri="http://schemas.openxmlformats.org/drawingml/2006/picture">
                 <pic:pic xmlns:pic="http://schemas.openxmlformats.org/drawingml/2006/picture">
                   <pic:nvPicPr>
-                    <pic:cNvPr id="46483938" name=""/>
+                    <pic:cNvPr id="1498886228" name=""/>
                     <pic:cNvPicPr/>
                   </pic:nvPicPr>
                   <pic:blipFill>
@@ -95,7 +95,7 @@
                   <pic:spPr>
                     <a:xfrm>
                       <a:off x="0" y="0"/>
-                      <a:ext cx="6016768" cy="318837"/>
+                      <a:ext cx="5943600" cy="570865"/>
                     </a:xfrm>
                     <a:prstGeom prst="rect">
                       <a:avLst/>
@@ -115,14 +115,9 @@
       <w:r>
         <w:t xml:space="preserve"> up </w:t>
       </w:r>
-      <w:proofErr w:type="gramStart"/>
-      <w:r>
-        <w:t xml:space="preserve">to </w:t>
-      </w:r>
-      <w:r>
-        <w:t xml:space="preserve"> seven</w:t>
-      </w:r>
-      <w:proofErr w:type="gramEnd"/>
+      <w:r>
+        <w:t>to seven</w:t>
+      </w:r>
       <w:r>
         <w:t xml:space="preserve"> backups</w:t>
       </w:r>
@@ -130,10 +125,10 @@
     <w:p>
       <w:r>
         <w:drawing>
-          <wp:inline distT="0" distB="0" distL="0" distR="0" wp14:anchorId="430DD5A2" wp14:editId="1CF05EFB">
-            <wp:extent cx="5943600" cy="184785"/>
-            <wp:effectExtent l="0" t="0" r="0" b="5715"/>
-            <wp:docPr id="478218791" name="Picture 1"/>
+          <wp:inline distT="0" distB="0" distL="0" distR="0" wp14:anchorId="53EB9E7C" wp14:editId="4697EA6C">
+            <wp:extent cx="5943600" cy="374015"/>
+            <wp:effectExtent l="0" t="0" r="0" b="6985"/>
+            <wp:docPr id="504545782" name="Picture 1"/>
             <wp:cNvGraphicFramePr>
               <a:graphicFrameLocks xmlns:a="http://schemas.openxmlformats.org/drawingml/2006/main" noChangeAspect="1"/>
             </wp:cNvGraphicFramePr>
@@ -141,7 +136,7 @@
               <a:graphicData uri="http://schemas.openxmlformats.org/drawingml/2006/picture">
                 <pic:pic xmlns:pic="http://schemas.openxmlformats.org/drawingml/2006/picture">
                   <pic:nvPicPr>
-                    <pic:cNvPr id="478218791" name=""/>
+                    <pic:cNvPr id="504545782" name=""/>
                     <pic:cNvPicPr/>
                   </pic:nvPicPr>
                   <pic:blipFill>
@@ -153,7 +148,7 @@
                   <pic:spPr>
                     <a:xfrm>
                       <a:off x="0" y="0"/>
-                      <a:ext cx="5943600" cy="184785"/>
+                      <a:ext cx="5943600" cy="374015"/>
                     </a:xfrm>
                     <a:prstGeom prst="rect">
                       <a:avLst/>
@@ -179,10 +174,10 @@
     <w:p>
       <w:r>
         <w:drawing>
-          <wp:inline distT="0" distB="0" distL="0" distR="0" wp14:anchorId="09469E85" wp14:editId="708585FD">
-            <wp:extent cx="5943600" cy="932815"/>
-            <wp:effectExtent l="0" t="0" r="0" b="635"/>
-            <wp:docPr id="1833069148" name="Picture 1"/>
+          <wp:inline distT="0" distB="0" distL="0" distR="0" wp14:anchorId="1B232719" wp14:editId="129418B9">
+            <wp:extent cx="5943600" cy="789305"/>
+            <wp:effectExtent l="0" t="0" r="0" b="0"/>
+            <wp:docPr id="439166722" name="Picture 1"/>
             <wp:cNvGraphicFramePr>
               <a:graphicFrameLocks xmlns:a="http://schemas.openxmlformats.org/drawingml/2006/main" noChangeAspect="1"/>
             </wp:cNvGraphicFramePr>
@@ -190,7 +185,7 @@
               <a:graphicData uri="http://schemas.openxmlformats.org/drawingml/2006/picture">
                 <pic:pic xmlns:pic="http://schemas.openxmlformats.org/drawingml/2006/picture">
                   <pic:nvPicPr>
-                    <pic:cNvPr id="1833069148" name=""/>
+                    <pic:cNvPr id="439166722" name=""/>
                     <pic:cNvPicPr/>
                   </pic:nvPicPr>
                   <pic:blipFill>
@@ -202,7 +197,7 @@
                   <pic:spPr>
                     <a:xfrm>
                       <a:off x="0" y="0"/>
-                      <a:ext cx="5943600" cy="932815"/>
+                      <a:ext cx="5943600" cy="789305"/>
                     </a:xfrm>
                     <a:prstGeom prst="rect">
                       <a:avLst/>
@@ -315,6 +310,7 @@
     </w:p>
     <w:p>
       <w:r>
+        <w:lastRenderedPageBreak/>
         <w:drawing>
           <wp:inline distT="0" distB="0" distL="0" distR="0" wp14:anchorId="6C447E52" wp14:editId="588D026E">
             <wp:extent cx="5943600" cy="307340"/>
@@ -359,12 +355,11 @@
     </w:p>
     <w:p>
       <w:r>
-        <w:lastRenderedPageBreak/>
         <w:drawing>
-          <wp:inline distT="0" distB="0" distL="0" distR="0" wp14:anchorId="63A44149" wp14:editId="71B8743D">
-            <wp:extent cx="5943600" cy="492760"/>
-            <wp:effectExtent l="0" t="0" r="0" b="2540"/>
-            <wp:docPr id="2032251387" name="Picture 1"/>
+          <wp:inline distT="0" distB="0" distL="0" distR="0" wp14:anchorId="37BE1D17" wp14:editId="3631A846">
+            <wp:extent cx="5943600" cy="515620"/>
+            <wp:effectExtent l="0" t="0" r="0" b="0"/>
+            <wp:docPr id="753575463" name="Picture 1"/>
             <wp:cNvGraphicFramePr>
               <a:graphicFrameLocks xmlns:a="http://schemas.openxmlformats.org/drawingml/2006/main" noChangeAspect="1"/>
             </wp:cNvGraphicFramePr>
@@ -372,7 +367,7 @@
               <a:graphicData uri="http://schemas.openxmlformats.org/drawingml/2006/picture">
                 <pic:pic xmlns:pic="http://schemas.openxmlformats.org/drawingml/2006/picture">
                   <pic:nvPicPr>
-                    <pic:cNvPr id="2032251387" name=""/>
+                    <pic:cNvPr id="753575463" name=""/>
                     <pic:cNvPicPr/>
                   </pic:nvPicPr>
                   <pic:blipFill>
@@ -384,7 +379,7 @@
                   <pic:spPr>
                     <a:xfrm>
                       <a:off x="0" y="0"/>
-                      <a:ext cx="5943600" cy="492760"/>
+                      <a:ext cx="5943600" cy="515620"/>
                     </a:xfrm>
                     <a:prstGeom prst="rect">
                       <a:avLst/>
@@ -410,10 +405,10 @@
     <w:p>
       <w:r>
         <w:drawing>
-          <wp:inline distT="0" distB="0" distL="0" distR="0" wp14:anchorId="799A9497" wp14:editId="100508BE">
-            <wp:extent cx="5943600" cy="307975"/>
-            <wp:effectExtent l="0" t="0" r="0" b="0"/>
-            <wp:docPr id="329799124" name="Picture 1"/>
+          <wp:inline distT="0" distB="0" distL="0" distR="0" wp14:anchorId="361BB0DE" wp14:editId="25708A6A">
+            <wp:extent cx="5943600" cy="681355"/>
+            <wp:effectExtent l="0" t="0" r="0" b="4445"/>
+            <wp:docPr id="24521297" name="Picture 1"/>
             <wp:cNvGraphicFramePr>
               <a:graphicFrameLocks xmlns:a="http://schemas.openxmlformats.org/drawingml/2006/main" noChangeAspect="1"/>
             </wp:cNvGraphicFramePr>
@@ -421,7 +416,7 @@
               <a:graphicData uri="http://schemas.openxmlformats.org/drawingml/2006/picture">
                 <pic:pic xmlns:pic="http://schemas.openxmlformats.org/drawingml/2006/picture">
                   <pic:nvPicPr>
-                    <pic:cNvPr id="329799124" name=""/>
+                    <pic:cNvPr id="24521297" name=""/>
                     <pic:cNvPicPr/>
                   </pic:nvPicPr>
                   <pic:blipFill>
@@ -433,7 +428,7 @@
                   <pic:spPr>
                     <a:xfrm>
                       <a:off x="0" y="0"/>
-                      <a:ext cx="5943600" cy="307975"/>
+                      <a:ext cx="5943600" cy="681355"/>
                     </a:xfrm>
                     <a:prstGeom prst="rect">
                       <a:avLst/>
@@ -451,13 +446,14 @@
         <w:t>Restoring from that exact backup</w:t>
       </w:r>
     </w:p>
+    <w:p/>
     <w:p>
       <w:r>
         <w:drawing>
-          <wp:inline distT="0" distB="0" distL="0" distR="0" wp14:anchorId="4D72FD48" wp14:editId="2F78E6F9">
-            <wp:extent cx="5943600" cy="1529715"/>
-            <wp:effectExtent l="0" t="0" r="0" b="0"/>
-            <wp:docPr id="1182635353" name="Picture 1"/>
+          <wp:inline distT="0" distB="0" distL="0" distR="0" wp14:anchorId="2B843B1D" wp14:editId="5176CE3B">
+            <wp:extent cx="5943600" cy="1116330"/>
+            <wp:effectExtent l="0" t="0" r="0" b="7620"/>
+            <wp:docPr id="1737914994" name="Picture 1"/>
             <wp:cNvGraphicFramePr>
               <a:graphicFrameLocks xmlns:a="http://schemas.openxmlformats.org/drawingml/2006/main" noChangeAspect="1"/>
             </wp:cNvGraphicFramePr>
@@ -465,7 +461,7 @@
               <a:graphicData uri="http://schemas.openxmlformats.org/drawingml/2006/picture">
                 <pic:pic xmlns:pic="http://schemas.openxmlformats.org/drawingml/2006/picture">
                   <pic:nvPicPr>
-                    <pic:cNvPr id="1182635353" name=""/>
+                    <pic:cNvPr id="1737914994" name=""/>
                     <pic:cNvPicPr/>
                   </pic:nvPicPr>
                   <pic:blipFill>
@@ -477,7 +473,7 @@
                   <pic:spPr>
                     <a:xfrm>
                       <a:off x="0" y="0"/>
-                      <a:ext cx="5943600" cy="1529715"/>
+                      <a:ext cx="5943600" cy="1116330"/>
                     </a:xfrm>
                     <a:prstGeom prst="rect">
                       <a:avLst/>
@@ -615,6 +611,172 @@
                     <a:xfrm>
                       <a:off x="0" y="0"/>
                       <a:ext cx="5943600" cy="267335"/>
+                    </a:xfrm>
+                    <a:prstGeom prst="rect">
+                      <a:avLst/>
+                    </a:prstGeom>
+                  </pic:spPr>
+                </pic:pic>
+              </a:graphicData>
+            </a:graphic>
+          </wp:inline>
+        </w:drawing>
+      </w:r>
+    </w:p>
+    <w:p/>
+    <w:p/>
+    <w:p/>
+    <w:p>
+      <w:r>
+        <w:lastRenderedPageBreak/>
+        <w:t>Broken Script</w:t>
+      </w:r>
+    </w:p>
+    <w:p>
+      <w:r>
+        <w:drawing>
+          <wp:inline distT="0" distB="0" distL="0" distR="0" wp14:anchorId="7FE11A92" wp14:editId="79C55171">
+            <wp:extent cx="5468113" cy="600159"/>
+            <wp:effectExtent l="0" t="0" r="0" b="9525"/>
+            <wp:docPr id="1095417076" name="Picture 1"/>
+            <wp:cNvGraphicFramePr>
+              <a:graphicFrameLocks xmlns:a="http://schemas.openxmlformats.org/drawingml/2006/main" noChangeAspect="1"/>
+            </wp:cNvGraphicFramePr>
+            <a:graphic xmlns:a="http://schemas.openxmlformats.org/drawingml/2006/main">
+              <a:graphicData uri="http://schemas.openxmlformats.org/drawingml/2006/picture">
+                <pic:pic xmlns:pic="http://schemas.openxmlformats.org/drawingml/2006/picture">
+                  <pic:nvPicPr>
+                    <pic:cNvPr id="1095417076" name=""/>
+                    <pic:cNvPicPr/>
+                  </pic:nvPicPr>
+                  <pic:blipFill>
+                    <a:blip r:embed="rId19"/>
+                    <a:stretch>
+                      <a:fillRect/>
+                    </a:stretch>
+                  </pic:blipFill>
+                  <pic:spPr>
+                    <a:xfrm>
+                      <a:off x="0" y="0"/>
+                      <a:ext cx="5468113" cy="600159"/>
+                    </a:xfrm>
+                    <a:prstGeom prst="rect">
+                      <a:avLst/>
+                    </a:prstGeom>
+                  </pic:spPr>
+                </pic:pic>
+              </a:graphicData>
+            </a:graphic>
+          </wp:inline>
+        </w:drawing>
+      </w:r>
+    </w:p>
+    <w:p>
+      <w:r>
+        <w:drawing>
+          <wp:inline distT="0" distB="0" distL="0" distR="0" wp14:anchorId="5DB0E9AC" wp14:editId="67015774">
+            <wp:extent cx="2819794" cy="609685"/>
+            <wp:effectExtent l="0" t="0" r="0" b="0"/>
+            <wp:docPr id="540017791" name="Picture 1"/>
+            <wp:cNvGraphicFramePr>
+              <a:graphicFrameLocks xmlns:a="http://schemas.openxmlformats.org/drawingml/2006/main" noChangeAspect="1"/>
+            </wp:cNvGraphicFramePr>
+            <a:graphic xmlns:a="http://schemas.openxmlformats.org/drawingml/2006/main">
+              <a:graphicData uri="http://schemas.openxmlformats.org/drawingml/2006/picture">
+                <pic:pic xmlns:pic="http://schemas.openxmlformats.org/drawingml/2006/picture">
+                  <pic:nvPicPr>
+                    <pic:cNvPr id="540017791" name=""/>
+                    <pic:cNvPicPr/>
+                  </pic:nvPicPr>
+                  <pic:blipFill>
+                    <a:blip r:embed="rId20"/>
+                    <a:stretch>
+                      <a:fillRect/>
+                    </a:stretch>
+                  </pic:blipFill>
+                  <pic:spPr>
+                    <a:xfrm>
+                      <a:off x="0" y="0"/>
+                      <a:ext cx="2819794" cy="609685"/>
+                    </a:xfrm>
+                    <a:prstGeom prst="rect">
+                      <a:avLst/>
+                    </a:prstGeom>
+                  </pic:spPr>
+                </pic:pic>
+              </a:graphicData>
+            </a:graphic>
+          </wp:inline>
+        </w:drawing>
+      </w:r>
+    </w:p>
+    <w:p>
+      <w:r>
+        <w:drawing>
+          <wp:inline distT="0" distB="0" distL="0" distR="0" wp14:anchorId="70BAD026" wp14:editId="49D03352">
+            <wp:extent cx="3267531" cy="647790"/>
+            <wp:effectExtent l="0" t="0" r="9525" b="0"/>
+            <wp:docPr id="40989983" name="Picture 1"/>
+            <wp:cNvGraphicFramePr>
+              <a:graphicFrameLocks xmlns:a="http://schemas.openxmlformats.org/drawingml/2006/main" noChangeAspect="1"/>
+            </wp:cNvGraphicFramePr>
+            <a:graphic xmlns:a="http://schemas.openxmlformats.org/drawingml/2006/main">
+              <a:graphicData uri="http://schemas.openxmlformats.org/drawingml/2006/picture">
+                <pic:pic xmlns:pic="http://schemas.openxmlformats.org/drawingml/2006/picture">
+                  <pic:nvPicPr>
+                    <pic:cNvPr id="40989983" name=""/>
+                    <pic:cNvPicPr/>
+                  </pic:nvPicPr>
+                  <pic:blipFill>
+                    <a:blip r:embed="rId21"/>
+                    <a:stretch>
+                      <a:fillRect/>
+                    </a:stretch>
+                  </pic:blipFill>
+                  <pic:spPr>
+                    <a:xfrm>
+                      <a:off x="0" y="0"/>
+                      <a:ext cx="3267531" cy="647790"/>
+                    </a:xfrm>
+                    <a:prstGeom prst="rect">
+                      <a:avLst/>
+                    </a:prstGeom>
+                  </pic:spPr>
+                </pic:pic>
+              </a:graphicData>
+            </a:graphic>
+          </wp:inline>
+        </w:drawing>
+      </w:r>
+    </w:p>
+    <w:p>
+      <w:r>
+        <w:lastRenderedPageBreak/>
+        <w:drawing>
+          <wp:inline distT="0" distB="0" distL="0" distR="0" wp14:anchorId="5DC0F2C2" wp14:editId="4E2DDA83">
+            <wp:extent cx="5430008" cy="6125430"/>
+            <wp:effectExtent l="0" t="0" r="0" b="8890"/>
+            <wp:docPr id="1033396240" name="Picture 1"/>
+            <wp:cNvGraphicFramePr>
+              <a:graphicFrameLocks xmlns:a="http://schemas.openxmlformats.org/drawingml/2006/main" noChangeAspect="1"/>
+            </wp:cNvGraphicFramePr>
+            <a:graphic xmlns:a="http://schemas.openxmlformats.org/drawingml/2006/main">
+              <a:graphicData uri="http://schemas.openxmlformats.org/drawingml/2006/picture">
+                <pic:pic xmlns:pic="http://schemas.openxmlformats.org/drawingml/2006/picture">
+                  <pic:nvPicPr>
+                    <pic:cNvPr id="1033396240" name=""/>
+                    <pic:cNvPicPr/>
+                  </pic:nvPicPr>
+                  <pic:blipFill>
+                    <a:blip r:embed="rId22"/>
+                    <a:stretch>
+                      <a:fillRect/>
+                    </a:stretch>
+                  </pic:blipFill>
+                  <pic:spPr>
+                    <a:xfrm>
+                      <a:off x="0" y="0"/>
+                      <a:ext cx="5430008" cy="6125430"/>
                     </a:xfrm>
                     <a:prstGeom prst="rect">
                       <a:avLst/>

--- a/05-09 Evidence .docx
+++ b/05-09 Evidence .docx
@@ -16,10 +16,10 @@
     <w:p>
       <w:r>
         <w:drawing>
-          <wp:inline distT="0" distB="0" distL="0" distR="0" wp14:anchorId="2DEB5F95" wp14:editId="069C6D70">
-            <wp:extent cx="5943600" cy="1264920"/>
-            <wp:effectExtent l="0" t="0" r="0" b="0"/>
-            <wp:docPr id="1278784072" name="Picture 1"/>
+          <wp:inline distT="0" distB="0" distL="0" distR="0" wp14:anchorId="50D9D560" wp14:editId="2DF114CD">
+            <wp:extent cx="5943600" cy="1174115"/>
+            <wp:effectExtent l="0" t="0" r="0" b="6985"/>
+            <wp:docPr id="898444040" name="Picture 1"/>
             <wp:cNvGraphicFramePr>
               <a:graphicFrameLocks xmlns:a="http://schemas.openxmlformats.org/drawingml/2006/main" noChangeAspect="1"/>
             </wp:cNvGraphicFramePr>
@@ -27,7 +27,7 @@
               <a:graphicData uri="http://schemas.openxmlformats.org/drawingml/2006/picture">
                 <pic:pic xmlns:pic="http://schemas.openxmlformats.org/drawingml/2006/picture">
                   <pic:nvPicPr>
-                    <pic:cNvPr id="1278784072" name=""/>
+                    <pic:cNvPr id="898444040" name=""/>
                     <pic:cNvPicPr/>
                   </pic:nvPicPr>
                   <pic:blipFill>
@@ -39,7 +39,7 @@
                   <pic:spPr>
                     <a:xfrm>
                       <a:off x="0" y="0"/>
-                      <a:ext cx="5943600" cy="1264920"/>
+                      <a:ext cx="5943600" cy="1174115"/>
                     </a:xfrm>
                     <a:prstGeom prst="rect">
                       <a:avLst/>
@@ -72,10 +72,10 @@
     <w:p>
       <w:r>
         <w:drawing>
-          <wp:inline distT="0" distB="0" distL="0" distR="0" wp14:anchorId="0B4A9680" wp14:editId="6BECFB64">
-            <wp:extent cx="5943600" cy="570865"/>
-            <wp:effectExtent l="0" t="0" r="0" b="635"/>
-            <wp:docPr id="1498886228" name="Picture 1"/>
+          <wp:inline distT="0" distB="0" distL="0" distR="0" wp14:anchorId="1B6010BE" wp14:editId="35E060E1">
+            <wp:extent cx="5943600" cy="431800"/>
+            <wp:effectExtent l="0" t="0" r="0" b="6350"/>
+            <wp:docPr id="640605016" name="Picture 1"/>
             <wp:cNvGraphicFramePr>
               <a:graphicFrameLocks xmlns:a="http://schemas.openxmlformats.org/drawingml/2006/main" noChangeAspect="1"/>
             </wp:cNvGraphicFramePr>
@@ -83,7 +83,7 @@
               <a:graphicData uri="http://schemas.openxmlformats.org/drawingml/2006/picture">
                 <pic:pic xmlns:pic="http://schemas.openxmlformats.org/drawingml/2006/picture">
                   <pic:nvPicPr>
-                    <pic:cNvPr id="1498886228" name=""/>
+                    <pic:cNvPr id="640605016" name=""/>
                     <pic:cNvPicPr/>
                   </pic:nvPicPr>
                   <pic:blipFill>
@@ -95,7 +95,7 @@
                   <pic:spPr>
                     <a:xfrm>
                       <a:off x="0" y="0"/>
-                      <a:ext cx="5943600" cy="570865"/>
+                      <a:ext cx="5943600" cy="431800"/>
                     </a:xfrm>
                     <a:prstGeom prst="rect">
                       <a:avLst/>
@@ -125,10 +125,10 @@
     <w:p>
       <w:r>
         <w:drawing>
-          <wp:inline distT="0" distB="0" distL="0" distR="0" wp14:anchorId="53EB9E7C" wp14:editId="4697EA6C">
-            <wp:extent cx="5943600" cy="374015"/>
-            <wp:effectExtent l="0" t="0" r="0" b="6985"/>
-            <wp:docPr id="504545782" name="Picture 1"/>
+          <wp:inline distT="0" distB="0" distL="0" distR="0" wp14:anchorId="3342A6E6" wp14:editId="5C5C32D2">
+            <wp:extent cx="5943600" cy="321310"/>
+            <wp:effectExtent l="0" t="0" r="0" b="2540"/>
+            <wp:docPr id="61772451" name="Picture 1"/>
             <wp:cNvGraphicFramePr>
               <a:graphicFrameLocks xmlns:a="http://schemas.openxmlformats.org/drawingml/2006/main" noChangeAspect="1"/>
             </wp:cNvGraphicFramePr>
@@ -136,7 +136,7 @@
               <a:graphicData uri="http://schemas.openxmlformats.org/drawingml/2006/picture">
                 <pic:pic xmlns:pic="http://schemas.openxmlformats.org/drawingml/2006/picture">
                   <pic:nvPicPr>
-                    <pic:cNvPr id="504545782" name=""/>
+                    <pic:cNvPr id="61772451" name=""/>
                     <pic:cNvPicPr/>
                   </pic:nvPicPr>
                   <pic:blipFill>
@@ -148,7 +148,7 @@
                   <pic:spPr>
                     <a:xfrm>
                       <a:off x="0" y="0"/>
-                      <a:ext cx="5943600" cy="374015"/>
+                      <a:ext cx="5943600" cy="321310"/>
                     </a:xfrm>
                     <a:prstGeom prst="rect">
                       <a:avLst/>
@@ -173,11 +173,14 @@
     </w:p>
     <w:p>
       <w:r>
+        <w:rPr>
+          <w:noProof/>
+        </w:rPr>
         <w:drawing>
-          <wp:inline distT="0" distB="0" distL="0" distR="0" wp14:anchorId="1B232719" wp14:editId="129418B9">
-            <wp:extent cx="5943600" cy="789305"/>
+          <wp:inline distT="0" distB="0" distL="0" distR="0" wp14:anchorId="1E309867" wp14:editId="4305F0ED">
+            <wp:extent cx="5943600" cy="763270"/>
             <wp:effectExtent l="0" t="0" r="0" b="0"/>
-            <wp:docPr id="439166722" name="Picture 1"/>
+            <wp:docPr id="1908166356" name="Picture 1"/>
             <wp:cNvGraphicFramePr>
               <a:graphicFrameLocks xmlns:a="http://schemas.openxmlformats.org/drawingml/2006/main" noChangeAspect="1"/>
             </wp:cNvGraphicFramePr>
@@ -185,7 +188,7 @@
               <a:graphicData uri="http://schemas.openxmlformats.org/drawingml/2006/picture">
                 <pic:pic xmlns:pic="http://schemas.openxmlformats.org/drawingml/2006/picture">
                   <pic:nvPicPr>
-                    <pic:cNvPr id="439166722" name=""/>
+                    <pic:cNvPr id="1908166356" name=""/>
                     <pic:cNvPicPr/>
                   </pic:nvPicPr>
                   <pic:blipFill>
@@ -197,7 +200,7 @@
                   <pic:spPr>
                     <a:xfrm>
                       <a:off x="0" y="0"/>
-                      <a:ext cx="5943600" cy="789305"/>
+                      <a:ext cx="5943600" cy="763270"/>
                     </a:xfrm>
                     <a:prstGeom prst="rect">
                       <a:avLst/>
@@ -222,6 +225,9 @@
     </w:p>
     <w:p>
       <w:r>
+        <w:rPr>
+          <w:noProof/>
+        </w:rPr>
         <w:drawing>
           <wp:inline distT="0" distB="0" distL="0" distR="0" wp14:anchorId="477AF160" wp14:editId="77D4C9AB">
             <wp:extent cx="5943600" cy="298450"/>
@@ -266,6 +272,9 @@
     </w:p>
     <w:p>
       <w:r>
+        <w:rPr>
+          <w:noProof/>
+        </w:rPr>
         <w:drawing>
           <wp:inline distT="0" distB="0" distL="0" distR="0" wp14:anchorId="3C434C0B" wp14:editId="7CC925CC">
             <wp:extent cx="4877481" cy="409632"/>
@@ -310,7 +319,9 @@
     </w:p>
     <w:p>
       <w:r>
-        <w:lastRenderedPageBreak/>
+        <w:rPr>
+          <w:noProof/>
+        </w:rPr>
         <w:drawing>
           <wp:inline distT="0" distB="0" distL="0" distR="0" wp14:anchorId="6C447E52" wp14:editId="588D026E">
             <wp:extent cx="5943600" cy="307340"/>
@@ -350,11 +361,15 @@
     </w:p>
     <w:p>
       <w:r>
+        <w:lastRenderedPageBreak/>
         <w:t>Deleting the file</w:t>
       </w:r>
     </w:p>
     <w:p>
       <w:r>
+        <w:rPr>
+          <w:noProof/>
+        </w:rPr>
         <w:drawing>
           <wp:inline distT="0" distB="0" distL="0" distR="0" wp14:anchorId="37BE1D17" wp14:editId="3631A846">
             <wp:extent cx="5943600" cy="515620"/>
@@ -405,10 +420,10 @@
     <w:p>
       <w:r>
         <w:drawing>
-          <wp:inline distT="0" distB="0" distL="0" distR="0" wp14:anchorId="361BB0DE" wp14:editId="25708A6A">
-            <wp:extent cx="5943600" cy="681355"/>
+          <wp:inline distT="0" distB="0" distL="0" distR="0" wp14:anchorId="189A4650" wp14:editId="24524224">
+            <wp:extent cx="5943600" cy="338455"/>
             <wp:effectExtent l="0" t="0" r="0" b="4445"/>
-            <wp:docPr id="24521297" name="Picture 1"/>
+            <wp:docPr id="188448577" name="Picture 1"/>
             <wp:cNvGraphicFramePr>
               <a:graphicFrameLocks xmlns:a="http://schemas.openxmlformats.org/drawingml/2006/main" noChangeAspect="1"/>
             </wp:cNvGraphicFramePr>
@@ -416,7 +431,7 @@
               <a:graphicData uri="http://schemas.openxmlformats.org/drawingml/2006/picture">
                 <pic:pic xmlns:pic="http://schemas.openxmlformats.org/drawingml/2006/picture">
                   <pic:nvPicPr>
-                    <pic:cNvPr id="24521297" name=""/>
+                    <pic:cNvPr id="188448577" name=""/>
                     <pic:cNvPicPr/>
                   </pic:nvPicPr>
                   <pic:blipFill>
@@ -428,7 +443,7 @@
                   <pic:spPr>
                     <a:xfrm>
                       <a:off x="0" y="0"/>
-                      <a:ext cx="5943600" cy="681355"/>
+                      <a:ext cx="5943600" cy="338455"/>
                     </a:xfrm>
                     <a:prstGeom prst="rect">
                       <a:avLst/>
@@ -446,14 +461,13 @@
         <w:t>Restoring from that exact backup</w:t>
       </w:r>
     </w:p>
-    <w:p/>
     <w:p>
       <w:r>
         <w:drawing>
-          <wp:inline distT="0" distB="0" distL="0" distR="0" wp14:anchorId="2B843B1D" wp14:editId="5176CE3B">
-            <wp:extent cx="5943600" cy="1116330"/>
-            <wp:effectExtent l="0" t="0" r="0" b="7620"/>
-            <wp:docPr id="1737914994" name="Picture 1"/>
+          <wp:inline distT="0" distB="0" distL="0" distR="0" wp14:anchorId="4D3A47D5" wp14:editId="4FE29BC2">
+            <wp:extent cx="5649113" cy="1486107"/>
+            <wp:effectExtent l="0" t="0" r="8890" b="0"/>
+            <wp:docPr id="1065714325" name="Picture 1"/>
             <wp:cNvGraphicFramePr>
               <a:graphicFrameLocks xmlns:a="http://schemas.openxmlformats.org/drawingml/2006/main" noChangeAspect="1"/>
             </wp:cNvGraphicFramePr>
@@ -461,7 +475,7 @@
               <a:graphicData uri="http://schemas.openxmlformats.org/drawingml/2006/picture">
                 <pic:pic xmlns:pic="http://schemas.openxmlformats.org/drawingml/2006/picture">
                   <pic:nvPicPr>
-                    <pic:cNvPr id="1737914994" name=""/>
+                    <pic:cNvPr id="1065714325" name=""/>
                     <pic:cNvPicPr/>
                   </pic:nvPicPr>
                   <pic:blipFill>
@@ -473,7 +487,7 @@
                   <pic:spPr>
                     <a:xfrm>
                       <a:off x="0" y="0"/>
-                      <a:ext cx="5943600" cy="1116330"/>
+                      <a:ext cx="5649113" cy="1486107"/>
                     </a:xfrm>
                     <a:prstGeom prst="rect">
                       <a:avLst/>
@@ -498,6 +512,9 @@
     </w:p>
     <w:p>
       <w:r>
+        <w:rPr>
+          <w:noProof/>
+        </w:rPr>
         <w:drawing>
           <wp:inline distT="0" distB="0" distL="0" distR="0" wp14:anchorId="0D61E407" wp14:editId="54AB66C2">
             <wp:extent cx="5943600" cy="342900"/>
@@ -542,6 +559,9 @@
     </w:p>
     <w:p>
       <w:r>
+        <w:rPr>
+          <w:noProof/>
+        </w:rPr>
         <w:drawing>
           <wp:inline distT="0" distB="0" distL="0" distR="0" wp14:anchorId="5F89063B" wp14:editId="26C0FF6B">
             <wp:extent cx="4201111" cy="362001"/>
@@ -586,6 +606,9 @@
     </w:p>
     <w:p>
       <w:r>
+        <w:rPr>
+          <w:noProof/>
+        </w:rPr>
         <w:drawing>
           <wp:inline distT="0" distB="0" distL="0" distR="0" wp14:anchorId="536190D4" wp14:editId="12E874F7">
             <wp:extent cx="5943600" cy="267335"/>
@@ -628,12 +651,15 @@
     <w:p/>
     <w:p>
       <w:r>
+        <w:t>Broken Script</w:t>
+      </w:r>
+    </w:p>
+    <w:p>
+      <w:r>
+        <w:rPr>
+          <w:noProof/>
+        </w:rPr>
         <w:lastRenderedPageBreak/>
-        <w:t>Broken Script</w:t>
-      </w:r>
-    </w:p>
-    <w:p>
-      <w:r>
         <w:drawing>
           <wp:inline distT="0" distB="0" distL="0" distR="0" wp14:anchorId="7FE11A92" wp14:editId="79C55171">
             <wp:extent cx="5468113" cy="600159"/>
@@ -673,6 +699,9 @@
     </w:p>
     <w:p>
       <w:r>
+        <w:rPr>
+          <w:noProof/>
+        </w:rPr>
         <w:drawing>
           <wp:inline distT="0" distB="0" distL="0" distR="0" wp14:anchorId="5DB0E9AC" wp14:editId="67015774">
             <wp:extent cx="2819794" cy="609685"/>
@@ -712,6 +741,9 @@
     </w:p>
     <w:p>
       <w:r>
+        <w:rPr>
+          <w:noProof/>
+        </w:rPr>
         <w:drawing>
           <wp:inline distT="0" distB="0" distL="0" distR="0" wp14:anchorId="70BAD026" wp14:editId="49D03352">
             <wp:extent cx="3267531" cy="647790"/>
@@ -751,6 +783,9 @@
     </w:p>
     <w:p>
       <w:r>
+        <w:rPr>
+          <w:noProof/>
+        </w:rPr>
         <w:lastRenderedPageBreak/>
         <w:drawing>
           <wp:inline distT="0" distB="0" distL="0" distR="0" wp14:anchorId="5DC0F2C2" wp14:editId="4E2DDA83">
@@ -1452,6 +1487,7 @@
   <w:style w:type="character" w:default="1" w:styleId="DefaultParagraphFont">
     <w:name w:val="Default Paragraph Font"/>
     <w:uiPriority w:val="1"/>
+    <w:semiHidden/>
     <w:unhideWhenUsed/>
   </w:style>
   <w:style w:type="table" w:default="1" w:styleId="TableNormal">
